--- a/exports/requirements-traceability.docx
+++ b/exports/requirements-traceability.docx
@@ -50,7 +50,7 @@
           <w:i w:val="0"/>
           <w:sz w:val="22"/>
         </w:rPr>
-        <w:t xml:space="preserve"> Dr. Floriment Klinaku, SRH University Stuttgart </w:t>
+        <w:t xml:space="preserve"> the course supervisor, SRH University Stuttgart </w:t>
       </w:r>
       <w:r>
         <w:rPr>

--- a/exports/requirements-traceability.docx
+++ b/exports/requirements-traceability.docx
@@ -82,7 +82,7 @@
           <w:i w:val="0"/>
           <w:sz w:val="22"/>
         </w:rPr>
-        <w:t xml:space="preserve"> 28 May 2026</w:t>
+        <w:t xml:space="preserve"> 29 May 2026</w:t>
       </w:r>
     </w:p>
     <w:p>
